--- a/courts/ninth-circuit/idaho/state/supreme-court/reply-brief/usage/OUTPUT-reply-brief.docx
+++ b/courts/ninth-circuit/idaho/state/supreme-court/reply-brief/usage/OUTPUT-reply-brief.docx
@@ -5330,6 +5330,7 @@
     <w:unhideWhenUsed/>
     <w:qFormat/>
     <w:pPr>
+      <w:keepLines/>
       <w:spacing w:before="0" w:after="140" w:line="322" w:lineRule="exact"/>
     </w:pPr>
     <w:rPr>

--- a/courts/ninth-circuit/idaho/state/supreme-court/reply-brief/usage/OUTPUT-reply-brief.docx
+++ b/courts/ninth-circuit/idaho/state/supreme-court/reply-brief/usage/OUTPUT-reply-brief.docx
@@ -2375,13 +2375,7 @@
         <w:pStyle w:val="BodyText"/>
       </w:pPr>
       <w:r>
-        <w:t xml:space="preserve">Aspen Park asks that this Court construe Idaho Code § 63</w:t>
-      </w:r>
-      <w:r>
-        <w:noBreakHyphen/>
-      </w:r>
-      <w:r>
-        <w:t xml:space="preserve">602GG(3)⁠(c)</w:t>
+        <w:t xml:space="preserve">Aspen Park asks that this Court construe Idaho Code § 63-⁠602GG(3)⁠(c)</w:t>
       </w:r>
       <w:r>
         <w:t xml:space="preserve"> </w:t>
@@ -2408,13 +2402,7 @@
         <w:pStyle w:val="BodyText"/>
       </w:pPr>
       <w:r>
-        <w:t xml:space="preserve">Idaho Code § 73</w:t>
-      </w:r>
-      <w:r>
-        <w:noBreakHyphen/>
-      </w:r>
-      <w:r>
-        <w:t xml:space="preserve">113</w:t>
+        <w:t xml:space="preserve">Idaho Code § 73-⁠113</w:t>
       </w:r>
       <w:r>
         <w:t xml:space="preserve"> </w:t>
@@ -2700,13 +2688,7 @@
         <w:pStyle w:val="BodyText"/>
       </w:pPr>
       <w:r>
-        <w:t xml:space="preserve">IDAHO CODE § 67</w:t>
-      </w:r>
-      <w:r>
-        <w:noBreakHyphen/>
-      </w:r>
-      <w:r>
-        <w:t xml:space="preserve">6201.</w:t>
+        <w:t xml:space="preserve">IDAHO CODE § 67-⁠6201.</w:t>
       </w:r>
     </w:p>
     <w:p>
@@ -2714,13 +2696,7 @@
         <w:pStyle w:val="BodyText"/>
       </w:pPr>
       <w:r>
-        <w:t xml:space="preserve">To address these low-income housing conditions, the Legislature created the Idaho Housing and Finance Association (IHFA) and gave it powers to help alleviate unacceptable housing conditions. Furthermore, contrary to Respondent’s argument, the Legislature also gave the IHFA the power to coordinate the development and maintenance of low-income housing policy for the State of Idaho, both publically and privately owned. IDAHO CODE § 67</w:t>
-      </w:r>
-      <w:r>
-        <w:noBreakHyphen/>
-      </w:r>
-      <w:r>
-        <w:t xml:space="preserve">6202</w:t>
+        <w:t xml:space="preserve">To address these low-income housing conditions, the Legislature created the Idaho Housing and Finance Association (IHFA) and gave it powers to help alleviate unacceptable housing conditions. Furthermore, contrary to Respondent’s argument, the Legislature also gave the IHFA the power to coordinate the development and maintenance of low-income housing policy for the State of Idaho, both publically and privately owned. IDAHO CODE § 67-⁠6202</w:t>
       </w:r>
       <w:r>
         <w:t xml:space="preserve"> </w:t>
@@ -2738,13 +2714,7 @@
         <w:pStyle w:val="BodyText"/>
       </w:pPr>
       <w:r>
-        <w:t xml:space="preserve">The Legislature further provided that low-income housing owned by nonprofit organizations, such as Aspen Park in this case, is to be exempt from taxation. IDAHO CODE § 63</w:t>
-      </w:r>
-      <w:r>
-        <w:noBreakHyphen/>
-      </w:r>
-      <w:r>
-        <w:t xml:space="preserve">602GG.</w:t>
+        <w:t xml:space="preserve">The Legislature further provided that low-income housing owned by nonprofit organizations, such as Aspen Park in this case, is to be exempt from taxation. IDAHO CODE § 63-⁠602GG.</w:t>
       </w:r>
     </w:p>
     <w:p>
@@ -2752,13 +2722,7 @@
         <w:pStyle w:val="BodyText"/>
       </w:pPr>
       <w:r>
-        <w:t xml:space="preserve">Respondent incorrectly argues that Aspen Park is not entitled to tax exempt status because it took advantage of federal tax credit assistance provided by 26 U.S.C., Chapter 42 in constructing Aspen Park. Respondent fails to recognize that once federal tax credits have been exhausted and the property is solely owned by a non-profit, as is true of the Aspen Park’s ownership of its apartments, it is entitled to the tax exemption. Idaho Code § 63</w:t>
-      </w:r>
-      <w:r>
-        <w:noBreakHyphen/>
-      </w:r>
-      <w:r>
-        <w:t xml:space="preserve">602GG(4)⁠(c).</w:t>
+        <w:t xml:space="preserve">Respondent incorrectly argues that Aspen Park is not entitled to tax exempt status because it took advantage of federal tax credit assistance provided by 26 U.S.C., Chapter 42 in constructing Aspen Park. Respondent fails to recognize that once federal tax credits have been exhausted and the property is solely owned by a non-profit, as is true of the Aspen Park’s ownership of its apartments, it is entitled to the tax exemption. Idaho Code § 63-⁠602GG(4)⁠(c).</w:t>
       </w:r>
       <w:r>
         <w:t xml:space="preserve"> </w:t>
@@ -2772,13 +2736,7 @@
         <w:pStyle w:val="BodyText"/>
       </w:pPr>
       <w:r>
-        <w:t xml:space="preserve">The foregoing legislative framework for development of low-income housing in the State of Idaho is clear, it could not be more plain. The Legislature need not be asked to speak again. By definition, Appellant is entitled to tax exempt status under Idaho Code § 63</w:t>
-      </w:r>
-      <w:r>
-        <w:noBreakHyphen/>
-      </w:r>
-      <w:r>
-        <w:t xml:space="preserve">602GG.</w:t>
+        <w:t xml:space="preserve">The foregoing legislative framework for development of low-income housing in the State of Idaho is clear, it could not be more plain. The Legislature need not be asked to speak again. By definition, Appellant is entitled to tax exempt status under Idaho Code § 63-⁠602GG.</w:t>
       </w:r>
     </w:p>
     <w:p>
@@ -3064,19 +3022,75 @@
         <w:pStyle w:val="BodyText"/>
       </w:pPr>
       <w:r>
-        <w:t xml:space="preserve">Respondent’s argument concerning the income requirements in Idaho Code § 63</w:t>
+        <w:t xml:space="preserve">Respondent’s argument concerning the income requirements in Idaho Code § 63-⁠602GG(3)⁠(c)</w:t>
+      </w:r>
+      <w:r>
+        <w:t xml:space="preserve"> </w:t>
+      </w:r>
+      <w:r>
+        <w:t xml:space="preserve">completely fails to take into account two important words: “or less.”</w:t>
+      </w:r>
+    </w:p>
+    <w:p>
+      <w:pPr>
+        <w:pStyle w:val="XdQuoteOnly"/>
+      </w:pPr>
+      <w:r>
+        <w:t xml:space="preserve">(c) Except for a manager’s unit, all of the housing units in the low-income housing property are dedicated to low-income housing in the following manner: Fifty-five percent (55%) of the units shall be rented to those earning sixty percent (60%) or less of the median income for the county in which the housing is located; twenty percent (20%) of the units shall be rented to those earning fifty percent (50%). or less of the median income of the county in which the housing is located; and twenty-five percent (25%) of the units shall be rented to those earning thirty percent (30%) or less of the median income for the county in which the housing is located.</w:t>
+      </w:r>
+    </w:p>
+    <w:p>
+      <w:pPr>
+        <w:pStyle w:val="BodyText"/>
+      </w:pPr>
+      <w:r>
+        <w:t xml:space="preserve">(emphasis added). The only reasonable interpretation of the income categories would be that each category has an income ceiling, but no income floor. For instance, for the first category (“Category A”), fifty-five (55%) of the units must be rented to those earning from 0</w:t>
       </w:r>
       <w:r>
         <w:noBreakHyphen/>
       </w:r>
       <w:r>
-        <w:t xml:space="preserve">602GG(3)⁠(c)</w:t>
-      </w:r>
-      <w:r>
-        <w:t xml:space="preserve"> </w:t>
-      </w:r>
-      <w:r>
-        <w:t xml:space="preserve">completely fails to take into account two important words: “or less.”</w:t>
+        <w:t xml:space="preserve">60% of the median county income. For the second category (“Category B”), twenty percent (20%) of the units must be rented to those earning from 0</w:t>
+      </w:r>
+      <w:r>
+        <w:noBreakHyphen/>
+      </w:r>
+      <w:r>
+        <w:t xml:space="preserve">50% of the median county income. And, for the third category (“Category C”), twenty-five percent (25%) of the units must be rented to those earning from 0</w:t>
+      </w:r>
+      <w:r>
+        <w:noBreakHyphen/>
+      </w:r>
+      <w:r>
+        <w:t xml:space="preserve">30% of the median county income. “Or less” in each case could have no other meaning than an income floor of zero.</w:t>
+      </w:r>
+    </w:p>
+    <w:p>
+      <w:pPr>
+        <w:pStyle w:val="BodyText"/>
+      </w:pPr>
+      <w:r>
+        <w:t xml:space="preserve">Respondent’s interpretation—that the three categories are completely income independent of each other—would add language and meaning to the statute that is simply not there. For instance, the first category (Category A) would of necessity have to read something like this: “Fifty-five percent (55%) of the units shall be rented to those earning sixty percent (60%) or less of the median income of the county in which the housing is located, but not less than 50% of the median income of the county in which the housing is located.” (language and emphasis added). That interpretation is simply not reasonable. The words “or less” in the statute could not be any clearer.</w:t>
+      </w:r>
+    </w:p>
+    <w:p>
+      <w:pPr>
+        <w:pStyle w:val="BodyTextNote"/>
+      </w:pPr>
+      <w:r>
+        <w:t xml:space="preserve">Considering that Aspen Park has 72 units, and applying the statutory percentages to those numbers, Aspen Park clearly meets or exceeds every income category. Aspen Park has 51 units rented to those earning “sixty percent (60%) or less” of county median income; 45 units rented to those earning “fifty percent (50%) or less” of county median income, and 20 units rented to those earning “thirty percent or less” of county median income:</w:t>
+      </w:r>
+      <w:r>
+        <w:rPr>
+          <w:rStyle w:val="FootnoteReference"/>
+        </w:rPr>
+        <w:footnoteReference w:id="10"/>
+      </w:r>
+      <w:r>
+        <w:t xml:space="preserve"> </w:t>
+      </w:r>
+      <w:r>
+        <w:t xml:space="preserve">What is to be done with those units for which there is no demand by qualified applicants? Respondent contends they should stand vacant. The Legislature did not think so. It supplied the answer to that question by prescribing the purposes for the Idaho Housing and Finance Association to which it gave the role and responsibility of developing and maintaining low-cost housing for the State, to wit:</w:t>
       </w:r>
     </w:p>
     <w:p>
@@ -3084,7 +3098,7 @@
         <w:pStyle w:val="XdQuoteOnly"/>
       </w:pPr>
       <w:r>
-        <w:t xml:space="preserve">(c) Except for a manager’s unit, all of the housing units in the low-income housing property are dedicated to low-income housing in the following manner: Fifty-five percent (55%) of the units shall be rented to those earning sixty percent (60%) or less of the median income for the county in which the housing is located; twenty percent (20%) of the units shall be rented to those earning fifty percent (50%). or less of the median income of the county in which the housing is located; and twenty-five percent (25%) of the units shall be rented to those earning thirty percent (30%) or less of the median income for the county in which the housing is located.</w:t>
+        <w:t xml:space="preserve">That the clearance, replanning and reconstruction of the areas in which unsanitary or unsafe housing conditions exist and the providing of safe and sanitary dwelling accommodations for persons of low incomes (which dwelling accommodations need not be solely for persons of low incomes in order to avoid concentrations of such persons in specific localities), are public uses, and uses and purposes for which public money may be spent and provide property acquired, and are governmental functions.”</w:t>
       </w:r>
     </w:p>
     <w:p>
@@ -3092,75 +3106,7 @@
         <w:pStyle w:val="BodyText"/>
       </w:pPr>
       <w:r>
-        <w:t xml:space="preserve">(emphasis added). The only reasonable interpretation of the income categories would be that each category has an income ceiling, but no income floor. For instance, for the first category (“Category A”), fifty-five (55%) of the units must be rented to those earning from 0</w:t>
-      </w:r>
-      <w:r>
-        <w:noBreakHyphen/>
-      </w:r>
-      <w:r>
-        <w:t xml:space="preserve">60% of the median county income. For the second category (“Category B”), twenty percent (20%) of the units must be rented to those earning from 0</w:t>
-      </w:r>
-      <w:r>
-        <w:noBreakHyphen/>
-      </w:r>
-      <w:r>
-        <w:t xml:space="preserve">50% of the median county income. And, for the third category (“Category C”), twenty-five percent (25%) of the units must be rented to those earning from 0</w:t>
-      </w:r>
-      <w:r>
-        <w:noBreakHyphen/>
-      </w:r>
-      <w:r>
-        <w:t xml:space="preserve">30% of the median county income. “Or less” in each case could have no other meaning than an income floor of zero.</w:t>
-      </w:r>
-    </w:p>
-    <w:p>
-      <w:pPr>
-        <w:pStyle w:val="BodyText"/>
-      </w:pPr>
-      <w:r>
-        <w:t xml:space="preserve">Respondent’s interpretation—that the three categories are completely income independent of each other—would add language and meaning to the statute that is simply not there. For instance, the first category (Category A) would of necessity have to read something like this: “Fifty-five percent (55%) of the units shall be rented to those earning sixty percent (60%) or less of the median income of the county in which the housing is located, but not less than 50% of the median income of the county in which the housing is located.” (language and emphasis added). That interpretation is simply not reasonable. The words “or less” in the statute could not be any clearer.</w:t>
-      </w:r>
-    </w:p>
-    <w:p>
-      <w:pPr>
-        <w:pStyle w:val="BodyTextNote"/>
-      </w:pPr>
-      <w:r>
-        <w:t xml:space="preserve">Considering that Aspen Park has 72 units, and applying the statutory percentages to those numbers, Aspen Park clearly meets or exceeds every income category. Aspen Park has 51 units rented to those earning “sixty percent (60%) or less” of county median income; 45 units rented to those earning “fifty percent (50%) or less” of county median income, and 20 units rented to those earning “thirty percent or less” of county median income:</w:t>
-      </w:r>
-      <w:r>
-        <w:rPr>
-          <w:rStyle w:val="FootnoteReference"/>
-        </w:rPr>
-        <w:footnoteReference w:id="10"/>
-      </w:r>
-      <w:r>
-        <w:t xml:space="preserve"> </w:t>
-      </w:r>
-      <w:r>
-        <w:t xml:space="preserve">What is to be done with those units for which there is no demand by qualified applicants? Respondent contends they should stand vacant. The Legislature did not think so. It supplied the answer to that question by prescribing the purposes for the Idaho Housing and Finance Association to which it gave the role and responsibility of developing and maintaining low-cost housing for the State, to wit:</w:t>
-      </w:r>
-    </w:p>
-    <w:p>
-      <w:pPr>
-        <w:pStyle w:val="XdQuoteOnly"/>
-      </w:pPr>
-      <w:r>
-        <w:t xml:space="preserve">That the clearance, replanning and reconstruction of the areas in which unsanitary or unsafe housing conditions exist and the providing of safe and sanitary dwelling accommodations for persons of low incomes (which dwelling accommodations need not be solely for persons of low incomes in order to avoid concentrations of such persons in specific localities), are public uses, and uses and purposes for which public money may be spent and provide property acquired, and are governmental functions.”</w:t>
-      </w:r>
-    </w:p>
-    <w:p>
-      <w:pPr>
-        <w:pStyle w:val="BodyText"/>
-      </w:pPr>
-      <w:r>
-        <w:t xml:space="preserve">IDAHO CODE § 67</w:t>
-      </w:r>
-      <w:r>
-        <w:noBreakHyphen/>
-      </w:r>
-      <w:r>
-        <w:t xml:space="preserve">6201</w:t>
+        <w:t xml:space="preserve">IDAHO CODE § 67-⁠6201</w:t>
       </w:r>
       <w:r>
         <w:t xml:space="preserve"> </w:t>
@@ -4521,49 +4467,25 @@
         <w:t xml:space="preserve"> </w:t>
       </w:r>
       <w:r>
-        <w:t xml:space="preserve">See also IDAHO CODE § 42</w:t>
-      </w:r>
-      <w:r>
-        <w:noBreakHyphen/>
-      </w:r>
-      <w:r>
-        <w:t xml:space="preserve">401</w:t>
-      </w:r>
-      <w:r>
-        <w:t xml:space="preserve"> </w:t>
-      </w:r>
-      <w:r>
-        <w:t xml:space="preserve">(stating that “The State of Idaho is dedicated to the conservation of its public waters and the necessity to maintain adequate water supplies for the state’s water requirements.”) (emphasis added); § 36</w:t>
-      </w:r>
-      <w:r>
-        <w:noBreakHyphen/>
-      </w:r>
-      <w:r>
-        <w:t xml:space="preserve">408</w:t>
-      </w:r>
-      <w:r>
-        <w:t xml:space="preserve"> </w:t>
-      </w:r>
-      <w:r>
-        <w:t xml:space="preserve">(stating that the Fish and Game Commission is authorized to issue two special bighorn sheep tags per year, auctioned off or disposed of by lottery by “an incorporated nonprofit organization dedicated to wildlife conservation, selected by the commission.”) (emphasis added); § 63</w:t>
-      </w:r>
-      <w:r>
-        <w:noBreakHyphen/>
-      </w:r>
-      <w:r>
-        <w:t xml:space="preserve">605</w:t>
-      </w:r>
-      <w:r>
-        <w:t xml:space="preserve"> </w:t>
-      </w:r>
-      <w:r>
-        <w:t xml:space="preserve">(providing for a special tax status for land owned and used for wildlife habitat by a private, nonprofit corporation which is “dedicated to the conservation of wildlife or wildlife habitat[.]”) (emphasis added); § 48</w:t>
-      </w:r>
-      <w:r>
-        <w:noBreakHyphen/>
-      </w:r>
-      <w:r>
-        <w:t xml:space="preserve">1501</w:t>
+        <w:t xml:space="preserve">See also IDAHO CODE § 42-⁠401</w:t>
+      </w:r>
+      <w:r>
+        <w:t xml:space="preserve"> </w:t>
+      </w:r>
+      <w:r>
+        <w:t xml:space="preserve">(stating that “The State of Idaho is dedicated to the conservation of its public waters and the necessity to maintain adequate water supplies for the state’s water requirements.”) (emphasis added); § 36-⁠408</w:t>
+      </w:r>
+      <w:r>
+        <w:t xml:space="preserve"> </w:t>
+      </w:r>
+      <w:r>
+        <w:t xml:space="preserve">(stating that the Fish and Game Commission is authorized to issue two special bighorn sheep tags per year, auctioned off or disposed of by lottery by “an incorporated nonprofit organization dedicated to wildlife conservation, selected by the commission.”) (emphasis added); § 63-⁠605</w:t>
+      </w:r>
+      <w:r>
+        <w:t xml:space="preserve"> </w:t>
+      </w:r>
+      <w:r>
+        <w:t xml:space="preserve">(providing for a special tax status for land owned and used for wildlife habitat by a private, nonprofit corporation which is “dedicated to the conservation of wildlife or wildlife habitat[.]”) (emphasis added); § 48-⁠1501</w:t>
       </w:r>
       <w:r>
         <w:t xml:space="preserve"> </w:t>
@@ -5581,6 +5503,33 @@
     <w:pPr>
       <w:spacing w:before="0" w:after="0" w:line="322" w:lineRule="exact"/>
       <w:ind w:left="2160" w:hanging="720"/>
+    </w:pPr>
+  </w:style>
+  <w:style w:type="paragraph" w:customStyle="1" w:styleId="XdQuoteList1">
+    <w:name w:val="Xd Quote List 1"/>
+    <w:basedOn w:val="Normal"/>
+    <w:qFormat/>
+    <w:pPr>
+      <w:spacing w:before="0" w:after="0" w:line="322" w:lineRule="exact"/>
+      <w:ind w:left="1440" w:right="720" w:hanging="720"/>
+    </w:pPr>
+  </w:style>
+  <w:style w:type="paragraph" w:customStyle="1" w:styleId="XdQuoteList2">
+    <w:name w:val="Xd Quote List 2"/>
+    <w:basedOn w:val="Normal"/>
+    <w:qFormat/>
+    <w:pPr>
+      <w:spacing w:before="0" w:after="0" w:line="322" w:lineRule="exact"/>
+      <w:ind w:left="2160" w:right="720" w:hanging="720"/>
+    </w:pPr>
+  </w:style>
+  <w:style w:type="paragraph" w:customStyle="1" w:styleId="XdQuoteList3">
+    <w:name w:val="Xd Quote List 3"/>
+    <w:basedOn w:val="Normal"/>
+    <w:qFormat/>
+    <w:pPr>
+      <w:spacing w:before="0" w:after="0" w:line="322" w:lineRule="exact"/>
+      <w:ind w:left="2880" w:right="720" w:hanging="720"/>
     </w:pPr>
   </w:style>
   <w:style w:type="paragraph" w:customStyle="1" w:styleId="XdQuote">
